--- a/docs/research/Ресерч_проекта_PRANTE_google_docs.docx
+++ b/docs/research/Ресерч_проекта_PRANTE_google_docs.docx
@@ -1429,17 +1429,14 @@
         </w:numPr>
       </w:pPr>
       <w:r>
-        <w:t xml:space="preserve">Relevant: </w:t>
+        <w:t>Relevant: единообразие терминологии — ключевой критерий качества письменного перевода.</w:t>
       </w:r>
       <w:r>
         <w:rPr>
           <w:rFonts w:hint="eastAsia"/>
         </w:rPr>
-        <w:t xml:space="preserve">терминологическая一致ность</w:t>
-      </w:r>
-      <w:r>
-        <w:t xml:space="preserve"> — ключевой критерий качества письменного перевода.</w:t>
-      </w:r>
+      </w:r>
+      <w:r/>
     </w:p>
     <w:p>
       <w:pPr>
